--- a/data/outputs/v2/Grade11/Biology/Lesson_Plans/SS2.2_Growth_and_Development_in_Plants/Biology_Growth_and_Development_in_Plants_SummaryTable.docx
+++ b/data/outputs/v2/Grade11/Biology/Lesson_Plans/SS2.2_Growth_and_Development_in_Plants/Biology_Growth_and_Development_in_Plants_SummaryTable.docx
@@ -2093,7 +2093,7 @@
         </w:rPr>
         <w:t xml:space="preserve">© 2026 SeaVuria and ARES. This work is licensed under a </w:t>
       </w:r>
-      <w:hyperlink w:history="1" r:id="rId8i0ihzaatjdm6in-2_4bq">
+      <w:hyperlink w:history="1" r:id="rIdo12lpmhruuvbxtjviq3q2">
         <w:r>
           <w:rPr>
             <w:rFonts w:ascii="Arial" w:cs="Arial" w:eastAsia="Arial" w:hAnsi="Arial"/>
@@ -2113,7 +2113,7 @@
         </w:rPr>
         <w:t xml:space="preserve"> (</w:t>
       </w:r>
-      <w:hyperlink w:history="1" r:id="rIdesq63c1zn52ewg7cki4vc">
+      <w:hyperlink w:history="1" r:id="rIdd4ryfdnrgyuerkclnjxxm">
         <w:r>
           <w:rPr>
             <w:rFonts w:ascii="Arial" w:cs="Arial" w:eastAsia="Arial" w:hAnsi="Arial"/>
@@ -2133,7 +2133,7 @@
         </w:rPr>
         <w:t xml:space="preserve">). To view a copy of this license, visit </w:t>
       </w:r>
-      <w:hyperlink w:history="1" r:id="rId-lxfc7rijfl1s-ontp7j6">
+      <w:hyperlink w:history="1" r:id="rIdktjbc7jqgal-3ayffhilm">
         <w:r>
           <w:rPr>
             <w:rFonts w:ascii="Arial" w:cs="Arial" w:eastAsia="Arial" w:hAnsi="Arial"/>

--- a/data/outputs/v2/Grade11/Biology/Lesson_Plans/SS2.2_Growth_and_Development_in_Plants/Biology_Growth_and_Development_in_Plants_SummaryTable.docx
+++ b/data/outputs/v2/Grade11/Biology/Lesson_Plans/SS2.2_Growth_and_Development_in_Plants/Biology_Growth_and_Development_in_Plants_SummaryTable.docx
@@ -564,7 +564,7 @@
                 <w:sz w:val="18"/>
                 <w:szCs w:val="18"/>
               </w:rPr>
-              <w:t xml:space="preserve">Students looked at a case of a farmer in Kakamega who planted maize and beans on the same day, and the same rain fell on both. Maize emerged in about 5-7 days with the seed staying underground, beans emerged later and carried the seed leaves above the soil, and a few seeds of both did not emerge at all. Teacher note: record the exact differences students name on the board (speed, appearance, number emerging) and do not correct them yet.</w:t>
+              <w:t xml:space="preserve">In the time-lapse videos and pictures of maize and beans planted together after rain, we observed that the seeds germinated at different times, the root and shoot emerged, stems became taller and thicker, roots went deeper, some plants developed branches, and some seeds did not germinate even though they looked healthy.</w:t>
             </w:r>
           </w:p>
         </w:tc>
@@ -596,7 +596,7 @@
                 <w:sz w:val="18"/>
                 <w:szCs w:val="18"/>
               </w:rPr>
-              <w:t xml:space="preserve">The same rain and same planting day do not give the same result for every seed. Students learned that they do not yet know what causes these differences. They generated questions for the Driving Question Board (DQB) about seed structure, water, dormancy, temperature, and the roles of hormones. Teacher note: accept all reasonable questions and sort them into themes (seed, conditions, internal control, measurement).</w:t>
+              <w:t xml:space="preserve">We learned that the same rain and same planting day do not give the same result for every seed, and that we do not yet know what causes these differences. We drew our first models and learned that ideas can change when we find evidence. We also learned that we need to understand what growth and development mean.</w:t>
             </w:r>
           </w:p>
         </w:tc>
@@ -628,7 +628,7 @@
                 <w:sz w:val="18"/>
                 <w:szCs w:val="18"/>
               </w:rPr>
-              <w:t xml:space="preserve">Teacher reference: at this stage students give only initial ideas, e.g. 'beans are bigger', 'some seeds are bad' or 'maize likes rain more'. Treat these as preconceptions to be revisited. The anchoring phenomenon is that identical conditions give different outcomes, which implies that factors inside the seed and its needs vary. Use WAIT TIME of at least 5 seconds after asking 'What might be different between a maize seed and a bean seed?' and cold-call 3 students. Build the first initial model as a sketch of seed + soil + rain with question marks for unknowns.</w:t>
+              <w:t xml:space="preserve">Our first explanation (not yet marked): maize and bean plants may grow differently because of differences in their seeds and in what each seed needs, such as water, air and warmth. We do not yet have evidence, so we have posted our questions on the Driving Question Board. Our next question is: What is growth and development?</w:t>
             </w:r>
           </w:p>
         </w:tc>
@@ -713,7 +713,7 @@
                 <w:sz w:val="18"/>
                 <w:szCs w:val="18"/>
               </w:rPr>
-              <w:t xml:space="preserve">Students soaked maize grains and bean seeds, dissected them and drew what they saw using hand lenses. Maize shows one cotyledon, a large endosperm, a coleoptile and coleorhiza, and the pericarp fused to the testa. Beans show two large cotyledons, a testa, micropyle, hilum, plumule and radicle, and no endosperm. Teacher note: bean seeds split easily when soaked overnight, while maize needs a sharp blade cut along the length.</w:t>
+              <w:t xml:space="preserve">We observed and dissected soaked maize grains and bean seeds, and saw that maize has one cotyledon (scutellum) with a large endosperm and protective coleoptile and coleorhiza, while beans have two large cotyledons, a testa, hilum, micropyle, plumule and radicle.</w:t>
             </w:r>
           </w:p>
         </w:tc>
@@ -745,7 +745,7 @@
                 <w:sz w:val="18"/>
                 <w:szCs w:val="18"/>
               </w:rPr>
-              <w:t xml:space="preserve">Growth is a permanent increase in size, dry mass or cell number, while development is the change in form and function as cells differentiate. Maize is a monocot with one cotyledon and an endosperm store, and beans are dicots with two cotyledons that hold the food reserve. Students also learned to label the parts of both seeds correctly.</w:t>
+              <w:t xml:space="preserve">Growth is a permanent increase in size, dry mass or cell number, while development is the change in form and function as cells differentiate. Seed structures have specific functions such as protection, food storage, absorbing water and forming the new root and shoot.</w:t>
             </w:r>
           </w:p>
         </w:tc>
@@ -777,7 +777,7 @@
                 <w:sz w:val="18"/>
                 <w:szCs w:val="18"/>
               </w:rPr>
-              <w:t xml:space="preserve">Teacher reference: the structural differences in where food is stored (endosperm in maize, cotyledons in beans) and in how the embryo is protected (coleoptile and coleorhiza in maize) are the first explanation for the different behaviour of ugali maize and githeri beans after planting. A common misconception to address is that growth and development are the same thing. Use a simple contrast: a seedling getting taller is growth, a root cell becoming a root hair cell is development. Add seed structures to the DQB answers and the class model.</w:t>
+              <w:t xml:space="preserve">Maize and beans are built differently, so they store and supply food to the embryo in different ways, which may partly explain differences in emergence and early growth. Since some healthy-looking seeds still failed to germinate, other factors, such as seed dormancy, must also be investigated.</w:t>
             </w:r>
           </w:p>
         </w:tc>
@@ -862,7 +862,7 @@
                 <w:sz w:val="18"/>
                 <w:szCs w:val="18"/>
               </w:rPr>
-              <w:t xml:space="preserve">Students compared untreated bean or acacia seeds with seeds that were scarified (nicked with a razor or rubbed with sandpaper), soaked in warm water, or left untreated. Treated seeds took up water and swelled while many untreated seeds with hard coats stayed unchanged. Teacher note: use acacia or Calliandra seeds from the school compound if available, since they show dormancy very clearly.</w:t>
+              <w:t xml:space="preserve">We examined maize, bean and other local seeds with hand lenses, noting hard and thin seed coats and how much water the seeds absorbed. We set up control, scarified, warm-water-soaked and leached/chilled seeds and recorded changes over time.</w:t>
             </w:r>
           </w:p>
         </w:tc>
@@ -894,7 +894,7 @@
                 <w:sz w:val="18"/>
                 <w:szCs w:val="18"/>
               </w:rPr>
-              <w:t xml:space="preserve">Seed dormancy is a resting state in which a living seed fails to germinate even when conditions seem suitable. Causes include a hard impermeable seed coat, immature embryos, chemical inhibitors such as abscisic acid, and a need for light or cold. It is broken by scarification, soaking, stratification, leaching, light exposure or hormone changes. Dormancy helps seeds survive unfavourable seasons.</w:t>
+              <w:t xml:space="preserve">Seed dormancy is a resting state in which a living seed fails to germinate even when conditions seem suitable. Causes include a hard impermeable seed coat, chemical inhibitors, an immature embryo, and unsuitable environmental cues. Dormancy can be broken by scarification, soaking in warm water, leaching, chilling (stratification) and after-ripening. Dormancy helps seeds survive unfavourable seasons and spreads germination over time.</w:t>
             </w:r>
           </w:p>
         </w:tc>
@@ -926,7 +926,7 @@
                 <w:sz w:val="18"/>
                 <w:szCs w:val="18"/>
               </w:rPr>
-              <w:t xml:space="preserve">Teacher reference: this explains why a few seeds in the farmer's field never emerged even though the rain was the same. They were alive but dormant, not dead. Stress the difference between dormant and non-viable seeds, and note that a farmer in the Rift Valley or Kericho may nick or soak tree seeds before sowing a nursery. Ask 'How can you tell a dead seed from a dormant seed?' and give 5 seconds of WAIT TIME. Update the DQB with dormancy and add it to the model as a 'gate' before germination.</w:t>
+              <w:t xml:space="preserve">Some seeds in the farmer's field do not germinate or are delayed even after the same rain because they are dormant: their hard seed coats may block water entry, inhibitors may need to be washed away or broken down, or their embryos may not be ready. Evidence: in our containers, treated seeds took up water and responded sooner than untreated controls. This explains part of the difference in germination between maize and beans, but we still need to find out how germination occurs once dormancy is broken.</w:t>
             </w:r>
           </w:p>
         </w:tc>
@@ -1011,7 +1011,7 @@
                 <w:sz w:val="18"/>
                 <w:szCs w:val="18"/>
               </w:rPr>
-              <w:t xml:space="preserve">Students set up controlled experiments with maize and beans in test tubes or on cotton wool with a control, no water, no oxygen (boiled water with oil layer), and cold or warm conditions. Only the seeds with water, oxygen and a suitable temperature germinated, and maize and beans showed different seedling patterns. Teacher note: ensure the control is labelled and that only one variable changes in each set-up.</w:t>
+              <w:t xml:space="preserve">We set up maize and bean seeds in containers with different conditions (moist and open to air, dry, submerged with little oxygen, cool, and boiled seeds) and compared them over several days. We also examined and drew germinating maize and bean seedlings. Record the number of seeds germinated in each container and the differences between how the maize and bean seedlings emerged.</w:t>
             </w:r>
           </w:p>
         </w:tc>
@@ -1043,7 +1043,7 @@
                 <w:sz w:val="18"/>
                 <w:szCs w:val="18"/>
               </w:rPr>
-              <w:t xml:space="preserve">Seeds need water, oxygen and a suitable temperature to germinate, and they must be alive (viable) and not dormant. Germination starts with water uptake (imbibition), enzymes are activated, stored food is digested, and the radicle emerges first. Beans show epigeal germination, where cotyledons are lifted above the ground, while maize shows hypogeal germination, where the food store stays below the ground.</w:t>
+              <w:t xml:space="preserve">Seeds need water, oxygen and a suitable temperature to germinate, and they must be alive (viable) and not dormant. Germination starts with water uptake, then the radicle emerges, then the plumule. Maize shows hypogeal germination (cotyledon stays below ground), while bean shows epigeal germination (cotyledons are lifted above ground).</w:t>
             </w:r>
           </w:p>
         </w:tc>
@@ -1075,7 +1075,7 @@
                 <w:sz w:val="18"/>
                 <w:szCs w:val="18"/>
               </w:rPr>
-              <w:t xml:space="preserve">Teacher reference: this explains the farmer's puzzle directly, because bean seed leaves appear above the soil (epigeal) while maize shoots appear while the grain remains underground (hypogeal). Water, oxygen and temperature were the same for both, but the structures that respond differ. Link to waterlogged soils around Lake Victoria, which cut oxygen and hinder germination. Revisit the model: add imbibition, enzymes, radicle first, and the two types of germination.</w:t>
+              <w:t xml:space="preserve">Seeds planted on the same day after the same rain can germinate at different times, or fail, because of differences in moisture, oxygen (for example in waterlogged soil), temperature, seed viability and dormancy. Maize and beans also emerge differently because of their type of germination. After emergence, how do plants show growth? This will be investigated in the next lesson.</w:t>
             </w:r>
           </w:p>
         </w:tc>
@@ -1160,7 +1160,7 @@
                 <w:sz w:val="18"/>
                 <w:szCs w:val="18"/>
               </w:rPr>
-              <w:t xml:space="preserve">Students examined prepared slides or diagrams of root and shoot tips and cross-sections of young and old stems, and compared a maize seedling stem with an older bean or tree stem such as grevillea or cypress. They noticed that tips show dividing cells, while older dicot stems have a ring of cambium and woody tissue. Teacher note: if there are no slides, use clear photographs.</w:t>
+              <w:t xml:space="preserve">We observed prepared slides, photomicrographs or hand-cut sections of young bean (dicot) and maize (monocot) stems and a cut log from a woody tree with annual rings. We saw vascular bundles in a ring in the bean stem with cambium between xylem and phloem, scattered bundles in maize with no cambium, and secondary xylem, bark and rings in the older woody stem.</w:t>
             </w:r>
           </w:p>
         </w:tc>
@@ -1192,7 +1192,7 @@
                 <w:sz w:val="18"/>
                 <w:szCs w:val="18"/>
               </w:rPr>
-              <w:t xml:space="preserve">Primary growth is an increase in length produced by apical meristems at shoot and root tips, while secondary growth is an increase in thickness produced by lateral meristems (vascular cambium and cork cambium). Monocots such as maize generally show only primary growth, while many dicots, especially woody ones, show secondary growth.</w:t>
+              <w:t xml:space="preserve">We learned that primary growth is an increase in length produced by apical meristems at shoot and root tips, while secondary growth is an increase in girth produced by the vascular cambium and cork cambium in dicots and woody plants. Maize (a monocot) mainly shows primary growth, whereas bean and trees such as Grevillea and Eucalyptus show both. This raises the question: How can you measure growth in plants?</w:t>
             </w:r>
           </w:p>
         </w:tc>
@@ -1224,7 +1224,7 @@
                 <w:sz w:val="18"/>
                 <w:szCs w:val="18"/>
               </w:rPr>
-              <w:t xml:space="preserve">Teacher reference: this helps explain why a maize stalk grows tall but does not form annual rings, while a tree dicot thickens over the years. Beans are herbaceous dicots and show limited secondary growth. A common misconception is that all plants thicken with rings, so ask students to justify with evidence from the sections. Add meristems to the model as 'growth engines' and update the DQB.</w:t>
+              <w:t xml:space="preserve">Using Claim-Evidence-Reasoning, we explained that part of the difference in how maize and bean plants grow after germination is due to stem structure: the bean stem has cambium that allows thickening and branching, while the maize stem lacks cambium and grows mainly in length. This adds to our model that differences in germination and growth depend on seed structure, germination conditions, and the meristems that drive growth.</w:t>
             </w:r>
           </w:p>
         </w:tc>
@@ -1309,7 +1309,7 @@
                 <w:sz w:val="18"/>
                 <w:szCs w:val="18"/>
               </w:rPr>
-              <w:t xml:space="preserve">Students marked equal intervals (for example every 2 mm) with ink on young maize or bean roots and measured them again after 24-48 hours. The marks nearest the tip spread the furthest apart, while those close to the seed barely moved. Teacher note: use fine thread and waterproof ink, and keep roots moist to avoid damage.</w:t>
+              <w:t xml:space="preserve">We marked maize and bean seedlings at equal intervals and measured how the marks moved apart over time. We also measured seedling height at intervals and plotted a growth curve. The marks near the root tip and shoot tip moved apart the most, and the curve showed a slow start, a rapid middle phase, and a levelling-off phase.</w:t>
             </w:r>
           </w:p>
         </w:tc>
@@ -1341,7 +1341,7 @@
                 <w:sz w:val="18"/>
                 <w:szCs w:val="18"/>
               </w:rPr>
-              <w:t xml:space="preserve">Growth in length is concentrated in specific regions, namely the apical meristems at the root and shoot tips followed by the zone of elongation, while stems thicken through lateral meristems. The regions are cell division, cell elongation and cell differentiation (maturation).</w:t>
+              <w:t xml:space="preserve">Growth in length is concentrated in specific regions (apical meristems at the root and shoot tips, followed by elongation), while stems thicken through secondary growth in some plants such as beans. Growth can be measured and shown on a growth curve that is S-shaped. Maize and bean seedlings grow at different rates and in different ways.</w:t>
             </w:r>
           </w:p>
         </w:tc>
@@ -1373,7 +1373,7 @@
                 <w:sz w:val="18"/>
                 <w:szCs w:val="18"/>
               </w:rPr>
-              <w:t xml:space="preserve">Teacher reference: this shows that growth is not uniform along the plant, which explains why maize seedlings and bean seedlings can differ in height and form even when conditions are the same. Use the data to answer 'Where exactly is the new growth happening?' and cold-call 3 students to share measurements. Add regions of growth to the class model and tie to the DQB question on how plants grow.</w:t>
+              <w:t xml:space="preserve">The maize and bean plants planted on the same day differ in height, root depth and branching because growth occurs in particular regions and at different rates in each plant type and over time. The sigmoid growth curve and the types of growth (primary and secondary) help explain these differences. What controls the cells at the tips to divide and elongate is still unknown, which raises the next question: Do we have hormones in plants?</w:t>
             </w:r>
           </w:p>
         </w:tc>
@@ -1458,7 +1458,7 @@
                 <w:sz w:val="18"/>
                 <w:szCs w:val="18"/>
               </w:rPr>
-              <w:t xml:space="preserve">Students watched or modelled phototropism with maize coleoptiles or bean seedlings placed near a window or covered with a box with a slit, and saw seedlings bending toward light. They also studied data on seeds treated with different hormone solutions or on the ripening of bananas near ripe fruit. Teacher note: allow 3-5 days for bending to appear.</w:t>
+              <w:t xml:space="preserve">We watched a video and read about the major plant hormones (auxins, gibberellins, cytokinins, abscisic acid and ethylene) and recorded where each is made and what it does in the plant.</w:t>
             </w:r>
           </w:p>
         </w:tc>
@@ -1490,7 +1490,7 @@
                 <w:sz w:val="18"/>
                 <w:szCs w:val="18"/>
               </w:rPr>
-              <w:t xml:space="preserve">Hormones are chemical messengers that coordinate germination, dormancy, shoot and root growth, branching and fruit ripening. They work together with environmental factors such as light, gravity and water. Key hormones are auxins, gibberellins, cytokinins, abscisic acid and ethylene.</w:t>
+              <w:t xml:space="preserve">Hormones are chemical messengers that coordinate germination, dormancy, shoot and root growth, branching and fruit ripening. They work together with environmental factors such as water, oxygen and temperature.</w:t>
             </w:r>
           </w:p>
         </w:tc>
@@ -1522,7 +1522,7 @@
                 <w:sz w:val="18"/>
                 <w:szCs w:val="18"/>
               </w:rPr>
-              <w:t xml:space="preserve">Teacher reference: hormones are the internal control that was missing in earlier lessons. They explain how a seed 'knows' when to germinate, why stems bend to light and why mangoes and bananas ripen together in a sack in a market in Mombasa. Emphasise that hormones act in low concentrations and interact, rather than one hormone acting alone. Add 'chemical messengers' to the model, linked to dormancy and growth.</w:t>
+              <w:t xml:space="preserve">Differences in germination, emergence and growth between maize and bean plants can partly be explained by hormone balance: for example, gibberellins and abscisic acid affect dormancy and germination time, auxin affects shoot elongation and apical dominance, and cytokinins affect branching. To compare growth we now need to measure it.</w:t>
             </w:r>
           </w:p>
         </w:tc>
@@ -1607,7 +1607,7 @@
                 <w:sz w:val="18"/>
                 <w:szCs w:val="18"/>
               </w:rPr>
-              <w:t xml:space="preserve">Students measured the height and stem width of maize and bean seedlings over several days, recorded data in a table, and plotted graphs. The curves were S-shaped, with slow early growth, a fast middle phase and a levelling off. Teacher note: encourage the use of a ruler and thread and mark the same point on the stem each time.</w:t>
+              <w:t xml:space="preserve">We measured the height and stem width of maize and bean seedlings over time and plotted growth curves. Both curves were S-shaped, with a slow start, a rapid growth phase and a levelling-off phase, but maize grew faster and taller than beans in the same period.</w:t>
             </w:r>
           </w:p>
         </w:tc>
@@ -1639,7 +1639,7 @@
                 <w:sz w:val="18"/>
                 <w:szCs w:val="18"/>
               </w:rPr>
-              <w:t xml:space="preserve">Growth can be measured as height, stem width, mass or leaf area. A growth curve shows that growth rate changes over time (lag, exponential and stationary phases). Fresh mass changes with water content, whereas dry mass is a more reliable measure of true growth.</w:t>
+              <w:t xml:space="preserve">Growth can be measured as height, stem width, mass or leaf area. A growth curve shows that growth rate changes over time (lag, exponential and stationary phases). Maize and beans differ in growth rate and pattern even when planted on the same day.</w:t>
             </w:r>
           </w:p>
         </w:tc>
@@ -1671,7 +1671,7 @@
                 <w:sz w:val="18"/>
                 <w:szCs w:val="18"/>
               </w:rPr>
-              <w:t xml:space="preserve">Teacher reference: the different shapes and timings of maize and bean curves give quantitative evidence for the differences in the driving question. Students should use data, e.g. 'maize grew X cm per day between day 5 and day 10', as evidence. Check that axes, units and labels are correct. Add the growth curve to the model and review with 'Why does growth slow down later?'</w:t>
+              <w:t xml:space="preserve">The growth rate changes because of food stores, cell division and elongation, leaf area for photosynthesis and the type of plant. Something inside the plant may be controlling the timing and speed of growth, so we ask: Do we have hormones in plants?</w:t>
             </w:r>
           </w:p>
         </w:tc>
@@ -1756,7 +1756,7 @@
                 <w:sz w:val="18"/>
                 <w:szCs w:val="18"/>
               </w:rPr>
-              <w:t xml:space="preserve">Students analysed case data and experiments on hormones, such as decapitated shoots, auxin applied to cuttings, gibberellin on dwarf plants and ethylene on fruits. They saw that removing a shoot tip increased side branching and that treated cuttings rooted more readily. Teacher note: relate to farmers pruning tea in Kericho or pinching out coffee and beans to increase branching.</w:t>
+              <w:t xml:space="preserve">We observed that a bean seedling with its tip removed grew more side branches but was shorter, while the intact seedling grew taller with few branches. We also saw (in the video or chart) how plant parts respond to hormones, e.g. bending toward light and rooting of cuttings, and we read that gibberellins, abscisic acid, cytokinins, auxins and ethylene each control different parts of growth.</w:t>
             </w:r>
           </w:p>
         </w:tc>
@@ -1788,7 +1788,7 @@
                 <w:sz w:val="18"/>
                 <w:szCs w:val="18"/>
               </w:rPr>
-              <w:t xml:space="preserve">Hormones are chemical messengers that control germination, dormancy, cell elongation, branching, rooting and fruit ripening. Auxin from the shoot tip causes apical dominance and cell elongation, gibberellins promote germination and stem elongation, cytokinins promote cell division and branching, abscisic acid maintains dormancy and closes stomata, and ethylene ripens fruit.</w:t>
+              <w:t xml:space="preserve">We learned that hormones are chemical messengers that control germination, dormancy, cell elongation, branching, rooting and fruit ripening. Auxin from the shoot tip causes apical dominance, and removing the tip releases side buds. Farmers use this knowledge when pruning tea in Kericho, rooting cuttings in tree nurseries and ripening bananas and mangoes.</w:t>
             </w:r>
           </w:p>
         </w:tc>
@@ -1820,7 +1820,7 @@
                 <w:sz w:val="18"/>
                 <w:szCs w:val="18"/>
               </w:rPr>
-              <w:t xml:space="preserve">Teacher reference: differences in the balance and timing of hormones, together with differences in structure, help explain why maize and beans grow differently, for example in height, branching and leaf arrangement. Students should explain with cause-and-effect chains, not just list hormones. Use cold-calls (3 students) and WAIT TIME of 5 seconds. Add hormone roles to the model and mark off DQB questions that are now answered.</w:t>
+              <w:t xml:space="preserve">Hormones help explain why maize and beans planted together on the same day can germinate, emerge and grow differently: the balance of gibberellins and abscisic acid affects whether a seed breaks dormancy, and auxin and cytokinins control shoot growth and branching, with differences in species and seed condition changing the outcome. These internal signals work together with water, oxygen, temperature and seed structure to produce the differences we saw in the farmer's field.</w:t>
             </w:r>
           </w:p>
         </w:tc>
@@ -1905,7 +1905,7 @@
                 <w:sz w:val="18"/>
                 <w:szCs w:val="18"/>
               </w:rPr>
-              <w:t xml:space="preserve">Students revisited the farmer's puzzle from Lesson 1 and used all their evidence (seed structure, dormancy tests, germination experiments, growth measurements and hormone data) to explain the results. They then applied it to planning a tree nursery, deciding how to treat seeds, water, shade and space seedlings. Teacher note: ask groups to present using a final model and evidence list.</w:t>
+              <w:t xml:space="preserve">We observed that maize and bean seeds differ in structure (monocot with endosperm vs dicot with cotyledons), that seeds failed to germinate without water, oxygen or warmth or when dormant, that maize germinates hypogeally and bean epigeally, that seedling height follows an S-shaped growth curve, and that stem cuttings treated with natural hormone sources such as bulb onion, Aloe or cinnamon rooted differently from the control.</w:t>
             </w:r>
           </w:p>
         </w:tc>
@@ -1937,7 +1937,7 @@
                 <w:sz w:val="18"/>
                 <w:szCs w:val="18"/>
               </w:rPr>
-              <w:t xml:space="preserve">Germination, emergence and growth depend on seed structure and food stores, dormancy and its breaking, water, oxygen and suitable temperature, meristems and regions of growth, and the balance of hormones. These factors act together, and maize and beans differ in several of them at the same time.</w:t>
+              <w:t xml:space="preserve">We learned that germination, emergence and growth depend on seed structure and food stores, dormancy and its breaking, water, oxygen and suitable temperature, type of germination, growth at meristems (primary and secondary growth), and plant hormones such as auxins, gibberellins, cytokinins and abscisic acid, including apical dominance. We also learned that growth is an increase in size while development involves changes in form and function.</w:t>
             </w:r>
           </w:p>
         </w:tc>
@@ -1969,7 +1969,7 @@
                 <w:sz w:val="18"/>
                 <w:szCs w:val="18"/>
               </w:rPr>
-              <w:t xml:space="preserve">Teacher reference: a full answer links structure (monocot vs dicot, endosperm vs cotyledons, hypogeal vs epigeal), dormancy (some seeds not ready), conditions (water, oxygen, temperature, soil), growth patterns (meristems, curves) and hormones (internal control). In the nursery, students may suggest scarifying hard-coated seeds, using well-drained soil, shading seedlings, and pruning for branching. Check the final models for evidence-based reasoning rather than memorised lists, and close by returning to the DQB to show which questions have been answered and which remain for further inquiry.</w:t>
+              <w:t xml:space="preserve">The farmer's maize and beans differed because each seed had a different structure, dormancy status and germination type, and experienced different water, oxygen and warmth conditions around the seed. These factors changed the levels and action of hormones such as gibberellins and abscisic acid in the seed and auxins in the growing plant, which control when the embryo grows, how the seedling emerges, and how the stem and roots grow. We can apply this to grow tree seedlings from cuttings by using natural rooting hormone sources, and share the seedlings to benefit our community and help reduce global warming.</w:t>
             </w:r>
           </w:p>
         </w:tc>
@@ -2093,7 +2093,7 @@
         </w:rPr>
         <w:t xml:space="preserve">© 2026 SeaVuria and ARES. This work is licensed under a </w:t>
       </w:r>
-      <w:hyperlink w:history="1" r:id="rIdo12lpmhruuvbxtjviq3q2">
+      <w:hyperlink w:history="1" r:id="rIdujeemkyddlbkpg5uwyrz7">
         <w:r>
           <w:rPr>
             <w:rFonts w:ascii="Arial" w:cs="Arial" w:eastAsia="Arial" w:hAnsi="Arial"/>
@@ -2113,7 +2113,7 @@
         </w:rPr>
         <w:t xml:space="preserve"> (</w:t>
       </w:r>
-      <w:hyperlink w:history="1" r:id="rIdd4ryfdnrgyuerkclnjxxm">
+      <w:hyperlink w:history="1" r:id="rIdfoyxkbqrvey1qkd3i8gqn">
         <w:r>
           <w:rPr>
             <w:rFonts w:ascii="Arial" w:cs="Arial" w:eastAsia="Arial" w:hAnsi="Arial"/>
@@ -2133,7 +2133,7 @@
         </w:rPr>
         <w:t xml:space="preserve">). To view a copy of this license, visit </w:t>
       </w:r>
-      <w:hyperlink w:history="1" r:id="rIdktjbc7jqgal-3ayffhilm">
+      <w:hyperlink w:history="1" r:id="rIdviy97omocimgpmvda9w7g">
         <w:r>
           <w:rPr>
             <w:rFonts w:ascii="Arial" w:cs="Arial" w:eastAsia="Arial" w:hAnsi="Arial"/>

--- a/data/outputs/v2/Grade11/Biology/Lesson_Plans/SS2.2_Growth_and_Development_in_Plants/Biology_Growth_and_Development_in_Plants_SummaryTable.docx
+++ b/data/outputs/v2/Grade11/Biology/Lesson_Plans/SS2.2_Growth_and_Development_in_Plants/Biology_Growth_and_Development_in_Plants_SummaryTable.docx
@@ -2093,7 +2093,7 @@
         </w:rPr>
         <w:t xml:space="preserve">© 2026 SeaVuria and ARES. This work is licensed under a </w:t>
       </w:r>
-      <w:hyperlink w:history="1" r:id="rIdujeemkyddlbkpg5uwyrz7">
+      <w:hyperlink w:history="1" r:id="rIdgrppiufh0mcu0mhh9raav">
         <w:r>
           <w:rPr>
             <w:rFonts w:ascii="Arial" w:cs="Arial" w:eastAsia="Arial" w:hAnsi="Arial"/>
@@ -2113,7 +2113,7 @@
         </w:rPr>
         <w:t xml:space="preserve"> (</w:t>
       </w:r>
-      <w:hyperlink w:history="1" r:id="rIdfoyxkbqrvey1qkd3i8gqn">
+      <w:hyperlink w:history="1" r:id="rIdxc-elrobpuyiz0q7jwlbu">
         <w:r>
           <w:rPr>
             <w:rFonts w:ascii="Arial" w:cs="Arial" w:eastAsia="Arial" w:hAnsi="Arial"/>
@@ -2133,7 +2133,7 @@
         </w:rPr>
         <w:t xml:space="preserve">). To view a copy of this license, visit </w:t>
       </w:r>
-      <w:hyperlink w:history="1" r:id="rIdviy97omocimgpmvda9w7g">
+      <w:hyperlink w:history="1" r:id="rIdw1yscgrlpptb5jdq8q5ud">
         <w:r>
           <w:rPr>
             <w:rFonts w:ascii="Arial" w:cs="Arial" w:eastAsia="Arial" w:hAnsi="Arial"/>

--- a/data/outputs/v2/Grade11/Biology/Lesson_Plans/SS2.2_Growth_and_Development_in_Plants/Biology_Growth_and_Development_in_Plants_SummaryTable.docx
+++ b/data/outputs/v2/Grade11/Biology/Lesson_Plans/SS2.2_Growth_and_Development_in_Plants/Biology_Growth_and_Development_in_Plants_SummaryTable.docx
@@ -2093,7 +2093,7 @@
         </w:rPr>
         <w:t xml:space="preserve">© 2026 SeaVuria and ARES. This work is licensed under a </w:t>
       </w:r>
-      <w:hyperlink w:history="1" r:id="rIdgrppiufh0mcu0mhh9raav">
+      <w:hyperlink w:history="1" r:id="rIdw_hftf_gmlrwzqakcpfwg">
         <w:r>
           <w:rPr>
             <w:rFonts w:ascii="Arial" w:cs="Arial" w:eastAsia="Arial" w:hAnsi="Arial"/>
@@ -2113,7 +2113,7 @@
         </w:rPr>
         <w:t xml:space="preserve"> (</w:t>
       </w:r>
-      <w:hyperlink w:history="1" r:id="rIdxc-elrobpuyiz0q7jwlbu">
+      <w:hyperlink w:history="1" r:id="rIdn0hy90yvniwk-5ahodxqx">
         <w:r>
           <w:rPr>
             <w:rFonts w:ascii="Arial" w:cs="Arial" w:eastAsia="Arial" w:hAnsi="Arial"/>
@@ -2133,7 +2133,7 @@
         </w:rPr>
         <w:t xml:space="preserve">). To view a copy of this license, visit </w:t>
       </w:r>
-      <w:hyperlink w:history="1" r:id="rIdw1yscgrlpptb5jdq8q5ud">
+      <w:hyperlink w:history="1" r:id="rIdlj_3y1nlnfdaw6tpvlqor">
         <w:r>
           <w:rPr>
             <w:rFonts w:ascii="Arial" w:cs="Arial" w:eastAsia="Arial" w:hAnsi="Arial"/>

--- a/data/outputs/v2/Grade11/Biology/Lesson_Plans/SS2.2_Growth_and_Development_in_Plants/Biology_Growth_and_Development_in_Plants_SummaryTable.docx
+++ b/data/outputs/v2/Grade11/Biology/Lesson_Plans/SS2.2_Growth_and_Development_in_Plants/Biology_Growth_and_Development_in_Plants_SummaryTable.docx
@@ -2093,7 +2093,7 @@
         </w:rPr>
         <w:t xml:space="preserve">© 2026 SeaVuria and ARES. This work is licensed under a </w:t>
       </w:r>
-      <w:hyperlink w:history="1" r:id="rIdw_hftf_gmlrwzqakcpfwg">
+      <w:hyperlink w:history="1" r:id="rIdb3o9im4flnm4se5twwa8w">
         <w:r>
           <w:rPr>
             <w:rFonts w:ascii="Arial" w:cs="Arial" w:eastAsia="Arial" w:hAnsi="Arial"/>
@@ -2113,7 +2113,7 @@
         </w:rPr>
         <w:t xml:space="preserve"> (</w:t>
       </w:r>
-      <w:hyperlink w:history="1" r:id="rIdn0hy90yvniwk-5ahodxqx">
+      <w:hyperlink w:history="1" r:id="rId6tbdxl-yniyvqvqra-khv">
         <w:r>
           <w:rPr>
             <w:rFonts w:ascii="Arial" w:cs="Arial" w:eastAsia="Arial" w:hAnsi="Arial"/>
@@ -2133,7 +2133,7 @@
         </w:rPr>
         <w:t xml:space="preserve">). To view a copy of this license, visit </w:t>
       </w:r>
-      <w:hyperlink w:history="1" r:id="rIdlj_3y1nlnfdaw6tpvlqor">
+      <w:hyperlink w:history="1" r:id="rIdrp-jshq8vit3mfx6_hjfw">
         <w:r>
           <w:rPr>
             <w:rFonts w:ascii="Arial" w:cs="Arial" w:eastAsia="Arial" w:hAnsi="Arial"/>

--- a/data/outputs/v2/Grade11/Biology/Lesson_Plans/SS2.2_Growth_and_Development_in_Plants/Biology_Growth_and_Development_in_Plants_SummaryTable.docx
+++ b/data/outputs/v2/Grade11/Biology/Lesson_Plans/SS2.2_Growth_and_Development_in_Plants/Biology_Growth_and_Development_in_Plants_SummaryTable.docx
@@ -532,7 +532,7 @@
                 <w:sz w:val="18"/>
                 <w:szCs w:val="18"/>
               </w:rPr>
-              <w:t xml:space="preserve">The Farmer's Puzzle: Why Do Maize and Beans Behave Differently After the Same Rain?</w:t>
+              <w:t xml:space="preserve">Meeting the Phenomenon: Mr. Wafula's Maize and Beans</w:t>
             </w:r>
           </w:p>
         </w:tc>
@@ -564,7 +564,7 @@
                 <w:sz w:val="18"/>
                 <w:szCs w:val="18"/>
               </w:rPr>
-              <w:t xml:space="preserve">In the time-lapse videos and pictures of maize and beans planted together after rain, we observed that the seeds germinated at different times, the root and shoot emerged, stems became taller and thicker, roots went deeper, some plants developed branches, and some seeds did not germinate even though they looked healthy.</w:t>
+              <w:t xml:space="preserve">Maize H614 and bean Rosecoco were planted on the same day at Mr. Wafula's farm near Kitale. The bean radicle came out on Day 3 and emerged on Day 8; maize radicle on Day 4 and emerged on Day 7. By Day 14, 88 of 100 maize and 80 of 100 bean seeds had germinated, so 12 and 20 did not, even though some looked healthy. Maize was taller from Day 14 onward, stems thickened, and the bean branched by Day 25.</w:t>
             </w:r>
           </w:p>
         </w:tc>
@@ -596,7 +596,7 @@
                 <w:sz w:val="18"/>
                 <w:szCs w:val="18"/>
               </w:rPr>
-              <w:t xml:space="preserve">We learned that the same rain and same planting day do not give the same result for every seed, and that we do not yet know what causes these differences. We drew our first models and learned that ideas can change when we find evidence. We also learned that we need to understand what growth and development mean.</w:t>
+              <w:t xml:space="preserve">The two crops behave differently even with the same rain and planting day. Germination (radicle comes out) and emergence (shoot appears above soil) are not the same event. Growth is not only getting taller: stems also thicken and plants branch. We have many questions, such as what growth and development mean and why healthy-looking seeds do not germinate.</w:t>
             </w:r>
           </w:p>
         </w:tc>
@@ -628,7 +628,7 @@
                 <w:sz w:val="18"/>
                 <w:szCs w:val="18"/>
               </w:rPr>
-              <w:t xml:space="preserve">Our first explanation (not yet marked): maize and bean plants may grow differently because of differences in their seeds and in what each seed needs, such as water, air and warmth. We do not yet have evidence, so we have posted our questions on the Driving Question Board. Our next question is: What is growth and development?</w:t>
+              <w:t xml:space="preserve">Our first ideas are only tentative: we think the differences may be due to the seeds, the soil, water, age or pests, but we do not yet have evidence. Our initial models and DQB questions are our baseline, and we will revise them as we collect evidence. The next question is: What is growth and development?</w:t>
             </w:r>
           </w:p>
         </w:tc>
@@ -681,7 +681,7 @@
                 <w:sz w:val="18"/>
                 <w:szCs w:val="18"/>
               </w:rPr>
-              <w:t xml:space="preserve">Meaning of Growth and Development; Structure of Monocot and Dicot Seeds</w:t>
+              <w:t xml:space="preserve">Growth vs Development and Inside the Seed: Maize H614 and Rosecoco Beans</w:t>
             </w:r>
           </w:p>
         </w:tc>
@@ -713,7 +713,7 @@
                 <w:sz w:val="18"/>
                 <w:szCs w:val="18"/>
               </w:rPr>
-              <w:t xml:space="preserve">We observed and dissected soaked maize grains and bean seeds, and saw that maize has one cotyledon (scutellum) with a large endosperm and protective coleoptile and coleorhiza, while beans have two large cotyledons, a testa, hilum, micropyle, plumule and radicle.</w:t>
+              <w:t xml:space="preserve">We observed soaked Rosecoco bean seeds (testa, hilum, micropyle, two cotyledons, plumule, radicle) and maize H614 grains (one cotyledon called the scutellum, endosperm, coleoptile, coleorhiza, plumule, radicle). We also used Mr. Wafula's data: maize stem width 6, 14, 22 mm and shoot height 3 to 125 cm; bean stem width 2, 4, 6 mm and shoot height 4 to 44 cm.</w:t>
             </w:r>
           </w:p>
         </w:tc>
@@ -745,7 +745,7 @@
                 <w:sz w:val="18"/>
                 <w:szCs w:val="18"/>
               </w:rPr>
-              <w:t xml:space="preserve">Growth is a permanent increase in size, dry mass or cell number, while development is the change in form and function as cells differentiate. Seed structures have specific functions such as protection, food storage, absorbing water and forming the new root and shoot.</w:t>
+              <w:t xml:space="preserve">Growth is a permanent, irreversible increase in size or dry mass; development is a change in complexity and form through differentiation. Monocot (maize) and dicot (bean) seeds have different structures: the bean stores food in two cotyledons, while the maize stores food in the endosperm and one cotyledon (scutellum) absorbs it. Each part has a function, such as protection, food storage, and forming the root and shoot.</w:t>
             </w:r>
           </w:p>
         </w:tc>
@@ -777,7 +777,7 @@
                 <w:sz w:val="18"/>
                 <w:szCs w:val="18"/>
               </w:rPr>
-              <w:t xml:space="preserve">Maize and beans are built differently, so they store and supply food to the embryo in different ways, which may partly explain differences in emergence and early growth. Since some healthy-looking seeds still failed to germinate, other factors, such as seed dormancy, must also be investigated.</w:t>
+              <w:t xml:space="preserve">Maize and beans differ in seed structure, which is part of why they emerge differently (maize by a coleoptile on Day 7; bean by an arched hypocotyl lifting two cotyledons on Day 8). Both seeds contain an embryo and a testa or coat, but the structure alone does not yet explain why some healthy-looking seeds did not germinate. This raises the next question: What is seed dormancy?</w:t>
             </w:r>
           </w:p>
         </w:tc>
@@ -830,7 +830,7 @@
                 <w:sz w:val="18"/>
                 <w:szCs w:val="18"/>
               </w:rPr>
-              <w:t xml:space="preserve">Seed Dormancy: Why Do Some Healthy-Looking Seeds Refuse to Germinate?</w:t>
+              <w:t xml:space="preserve">Seed Dormancy: Why Do Healthy-Looking Seeds Not Germinate?</w:t>
             </w:r>
           </w:p>
         </w:tc>
@@ -862,7 +862,7 @@
                 <w:sz w:val="18"/>
                 <w:szCs w:val="18"/>
               </w:rPr>
-              <w:t xml:space="preserve">We examined maize, bean and other local seeds with hand lenses, noting hard and thin seed coats and how much water the seeds absorbed. We set up control, scarified, warm-water-soaked and leached/chilled seeds and recorded changes over time.</w:t>
+              <w:t xml:space="preserve">What we observed: Bean seed testa is hard; scarified seeds took up water faster than untreated ones. In Mr. Wafula's field at Day 14, 12 maize (5 pests/rot, 4 dead embryos, 3 waterlogged) and 20 beans (8 hard seed coat, 6 waterlogged, 4 dead embryos, 2 pests) did not germinate. 8 dormant beans looked healthy; 7 of the 8 germinated by Day 7 after scarification.</w:t>
             </w:r>
           </w:p>
         </w:tc>
@@ -894,7 +894,7 @@
                 <w:sz w:val="18"/>
                 <w:szCs w:val="18"/>
               </w:rPr>
-              <w:t xml:space="preserve">Seed dormancy is a resting state in which a living seed fails to germinate even when conditions seem suitable. Causes include a hard impermeable seed coat, chemical inhibitors, an immature embryo, and unsuitable environmental cues. Dormancy can be broken by scarification, soaking in warm water, leaching, chilling (stratification) and after-ripening. Dormancy helps seeds survive unfavourable seasons and spreads germination over time.</w:t>
+              <w:t xml:space="preserve">What we learned: Dormancy is when a viable (living) seed fails to germinate even in favourable conditions. Causes include a hard impermeable testa, chemical inhibitors such as abscisic acid, and an immature embryo. Dormancy can be broken by scarification, soaking and other methods that match the cause. Dormancy helps wild seeds survive bad seasons but can delay germination on a farm. Not every failed seed is dormant: some are non-viable, eaten by pests or waterlogged.</w:t>
             </w:r>
           </w:p>
         </w:tc>
@@ -926,7 +926,7 @@
                 <w:sz w:val="18"/>
                 <w:szCs w:val="18"/>
               </w:rPr>
-              <w:t xml:space="preserve">Some seeds in the farmer's field do not germinate or are delayed even after the same rain because they are dormant: their hard seed coats may block water entry, inhibitors may need to be washed away or broken down, or their embryos may not be ready. Evidence: in our containers, treated seeds took up water and responded sooner than untreated controls. This explains part of the difference in germination between maize and beans, but we still need to find out how germination occurs once dormancy is broken.</w:t>
+              <w:t xml:space="preserve">How this helps explain the driving question: Some healthy-looking bean seeds did not germinate because of a hard, impermeable testa (dormancy), while no maize seeds were dormant. So differences in germination depend on the seed's structure and condition as well as the environment, not on the rain or planting date. Other failures (waterlogging, lack of oxygen) still need to be explained, which raises our next question: How does germination occur?</w:t>
             </w:r>
           </w:p>
         </w:tc>
@@ -979,7 +979,7 @@
                 <w:sz w:val="18"/>
                 <w:szCs w:val="18"/>
               </w:rPr>
-              <w:t xml:space="preserve">Germination: Process, Types and Conditions Necessary for Germination in Maize and Bean Seeds</w:t>
+              <w:t xml:space="preserve">Germination: Conditions Necessary and Types (Hypogeal vs Epigeal) in Maize H614 and Rosecoco Beans</w:t>
             </w:r>
           </w:p>
         </w:tc>
@@ -1011,7 +1011,7 @@
                 <w:sz w:val="18"/>
                 <w:szCs w:val="18"/>
               </w:rPr>
-              <w:t xml:space="preserve">We set up maize and bean seeds in containers with different conditions (moist and open to air, dry, submerged with little oxygen, cool, and boiled seeds) and compared them over several days. We also examined and drew germinating maize and bean seedlings. Record the number of seeds germinated in each container and the differences between how the maize and bean seedlings emerged.</w:t>
+              <w:t xml:space="preserve">Jar results on Day 5 (20 Rosecoco bean seeds per jar): water + air + 25 C = 18 germinated; dry = 0; no air = 1; cold (4 C) = 0. Time-lapse: bean radicle Day 3, emergence (cotyledons above ground) Day 8; maize radicle Day 4, emergence (coleoptile pierces soil) Day 7, scutellum stays underground. Waterlogged patch: 3 maize and 6 bean seeds failed.</w:t>
             </w:r>
           </w:p>
         </w:tc>
@@ -1043,7 +1043,7 @@
                 <w:sz w:val="18"/>
                 <w:szCs w:val="18"/>
               </w:rPr>
-              <w:t xml:space="preserve">Seeds need water, oxygen and a suitable temperature to germinate, and they must be alive (viable) and not dormant. Germination starts with water uptake, then the radicle emerges, then the plumule. Maize shows hypogeal germination (cotyledon stays below ground), while bean shows epigeal germination (cotyledons are lifted above ground).</w:t>
+              <w:t xml:space="preserve">A viable, non-dormant seed needs water, oxygen and a suitable temperature to germinate. Germination is the radicle emerging; emergence is the shoot appearing above the soil. Maize shows hypogeal germination (cotyledon/scutellum stays underground) and beans show epigeal germination (cotyledons lifted above ground by the hypocotyl arch).</w:t>
             </w:r>
           </w:p>
         </w:tc>
@@ -1075,7 +1075,7 @@
                 <w:sz w:val="18"/>
                 <w:szCs w:val="18"/>
               </w:rPr>
-              <w:t xml:space="preserve">Seeds planted on the same day after the same rain can germinate at different times, or fail, because of differences in moisture, oxygen (for example in waterlogged soil), temperature, seed viability and dormancy. Maize and beans also emerge differently because of their type of germination. After emergence, how do plants show growth? This will be investigated in the next lesson.</w:t>
+              <w:t xml:space="preserve">Seeds on Mr. Wafula's farm differed because planting on the same day with the same rain does not give every seed the same conditions: the waterlogged patch had no oxygen, so 3 maize and 6 bean seeds failed, while seed structure explains the different emergence days (maize Day 7, bean Day 8). Together with dormancy (Lesson 3), these show that seed condition and environment, not the rain or date, explain differences. This leaves the question: How do plants show growth after emergence?</w:t>
             </w:r>
           </w:p>
         </w:tc>
@@ -1128,7 +1128,7 @@
                 <w:sz w:val="18"/>
                 <w:szCs w:val="18"/>
               </w:rPr>
-              <w:t xml:space="preserve">Primary and Secondary Growth: How Do Plants Show Growth?</w:t>
+              <w:t xml:space="preserve">Primary and Secondary Growth: Why Does Maize Thicken but Not Make Wood?</w:t>
             </w:r>
           </w:p>
         </w:tc>
@@ -1160,7 +1160,7 @@
                 <w:sz w:val="18"/>
                 <w:szCs w:val="18"/>
               </w:rPr>
-              <w:t xml:space="preserve">We observed prepared slides, photomicrographs or hand-cut sections of young bean (dicot) and maize (monocot) stems and a cut log from a woody tree with annual rings. We saw vascular bundles in a ring in the bean stem with cambium between xylem and phloem, scattered bundles in maize with no cambium, and secondary xylem, bark and rings in the older woody stem.</w:t>
+              <w:t xml:space="preserve">We observed sections of maize, bean and Grevillea stems: maize had scattered vascular bundles and no cambium, bean had a ring of bundles with a thin cambium, and Grevillea had a thick ring of wood with annual rings. Maize stem width rose from 6 to 14 to 22 mm; bean rose from 2 to 4 to 6 mm.</w:t>
             </w:r>
           </w:p>
         </w:tc>
@@ -1192,7 +1192,7 @@
                 <w:sz w:val="18"/>
                 <w:szCs w:val="18"/>
               </w:rPr>
-              <w:t xml:space="preserve">We learned that primary growth is an increase in length produced by apical meristems at shoot and root tips, while secondary growth is an increase in girth produced by the vascular cambium and cork cambium in dicots and woody plants. Maize (a monocot) mainly shows primary growth, whereas bean and trees such as Grevillea and Eucalyptus show both. This raises the question: How can you measure growth in plants?</w:t>
+              <w:t xml:space="preserve">Primary growth at apical meristems lengthens shoots and roots. Secondary growth by the vascular cambium thickens woody dicots by adding secondary xylem and phloem and forming annual rings. Maize, a monocot, has no vascular cambium and no true secondary growth.</w:t>
             </w:r>
           </w:p>
         </w:tc>
@@ -1224,7 +1224,7 @@
                 <w:sz w:val="18"/>
                 <w:szCs w:val="18"/>
               </w:rPr>
-              <w:t xml:space="preserve">Using Claim-Evidence-Reasoning, we explained that part of the difference in how maize and bean plants grow after germination is due to stem structure: the bean stem has cambium that allows thickening and branching, while the maize stem lacks cambium and grows mainly in length. This adds to our model that differences in germination and growth depend on seed structure, germination conditions, and the meristems that drive growth.</w:t>
+              <w:t xml:space="preserve">Maize H614 is wider than Rosecoco bean because its stem thickens through primary growth, not because it makes wood. Only woody dicots like Grevillea thicken by secondary growth. This adds to the explanation of differences in growth between the two crops on Mr. Wafula's farm. New question: How can you measure growth in plants?</w:t>
             </w:r>
           </w:p>
         </w:tc>
@@ -1277,7 +1277,7 @@
                 <w:sz w:val="18"/>
                 <w:szCs w:val="18"/>
               </w:rPr>
-              <w:t xml:space="preserve">Where Does a Maize or Bean Plant Grow? Measuring Growth and Regions of Growth in Seedlings</w:t>
+              <w:t xml:space="preserve">Measuring Growth: Regions of Growth and Growth Curves of Maize H614 and Bean Rosecoco</w:t>
             </w:r>
           </w:p>
         </w:tc>
@@ -1309,7 +1309,7 @@
                 <w:sz w:val="18"/>
                 <w:szCs w:val="18"/>
               </w:rPr>
-              <w:t xml:space="preserve">We marked maize and bean seedlings at equal intervals and measured how the marks moved apart over time. We also measured seedling height at intervals and plotted a growth curve. The marks near the root tip and shoot tip moved apart the most, and the curve showed a slow start, a rapid middle phase, and a levelling-off phase.</w:t>
+              <w:t xml:space="preserve">Marks placed on maize and bean root tips spread apart most just behind the tip, showing growth occurs in a limited region. The height data for Days 7 to 42 showed maize H614 rising from 3 to 125 cm while bean Rosecoco rose from 4 to 44 cm. Maize increased most between Day 28 and 35 (36 cm) and bean between Day 21 and 28 (12 cm) in the table. Root length at Day 42 was 40 cm for maize and 26 cm for bean.</w:t>
             </w:r>
           </w:p>
         </w:tc>
@@ -1341,7 +1341,7 @@
                 <w:sz w:val="18"/>
                 <w:szCs w:val="18"/>
               </w:rPr>
-              <w:t xml:space="preserve">Growth in length is concentrated in specific regions (apical meristems at the root and shoot tips, followed by elongation), while stems thicken through secondary growth in some plants such as beans. Growth can be measured and shown on a growth curve that is S-shaped. Maize and bean seedlings grow at different rates and in different ways.</w:t>
+              <w:t xml:space="preserve">Growth can be measured as height, stem width or root length. Growth in roots and shoots occurs at the apical meristem (cell division), followed by a region of elongation and a region of differentiation. A growth curve is sigmoid, with lag, log and stationary phases. Maize grows faster and for longer than beans, with its steepest growth between Day 21 and 35, while bean is steepest between Day 14 and 28 and then flattens.</w:t>
             </w:r>
           </w:p>
         </w:tc>
@@ -1373,7 +1373,7 @@
                 <w:sz w:val="18"/>
                 <w:szCs w:val="18"/>
               </w:rPr>
-              <w:t xml:space="preserve">The maize and bean plants planted on the same day differ in height, root depth and branching because growth occurs in particular regions and at different rates in each plant type and over time. The sigmoid growth curve and the types of growth (primary and secondary) help explain these differences. What controls the cells at the tips to divide and elongate is still unknown, which raises the next question: Do we have hormones in plants?</w:t>
+              <w:t xml:space="preserve">Maize and bean plants differ in growth, not only in germination and emergence, because they grow at different rates and for different lengths of time, even though they were planted on the same day in the same field. The curves show when growth is fastest and when it slows, but they do not explain what controls it. This raises the question for Lesson 7: Do we have hormones in plants?</w:t>
             </w:r>
           </w:p>
         </w:tc>
@@ -1426,7 +1426,7 @@
                 <w:sz w:val="18"/>
                 <w:szCs w:val="18"/>
               </w:rPr>
-              <w:t xml:space="preserve">Plant Hormones: What Controls Growth in Maize and Bean Seedlings?</w:t>
+              <w:t xml:space="preserve">Plant Hormones and Apical Dominance: What Coordinates Growth in Maize and Beans?</w:t>
             </w:r>
           </w:p>
         </w:tc>
@@ -1458,7 +1458,7 @@
                 <w:sz w:val="18"/>
                 <w:szCs w:val="18"/>
               </w:rPr>
-              <w:t xml:space="preserve">We watched a video and read about the major plant hormones (auxins, gibberellins, cytokinins, abscisic acid and ethylene) and recorded where each is made and what it does in the plant.</w:t>
+              <w:t xml:space="preserve">We watched the video on major plant hormones and read about their roles. We looked at Mr. Wafula's bean data: with the shoot tip intact, 1 main stem and 0 branches at Day 25; with the tip removed at Day 20, 3 lateral branches by Day 32. We also recalled that 7 of the 8 dormant bean seeds germinated by Day 7 after scarification.</w:t>
             </w:r>
           </w:p>
         </w:tc>
@@ -1490,7 +1490,7 @@
                 <w:sz w:val="18"/>
                 <w:szCs w:val="18"/>
               </w:rPr>
-              <w:t xml:space="preserve">Hormones are chemical messengers that coordinate germination, dormancy, shoot and root growth, branching and fruit ripening. They work together with environmental factors such as water, oxygen and temperature.</w:t>
+              <w:t xml:space="preserve">Plant hormones coordinate growth and development. Auxin (IAA) is made in the shoot tip and promotes elongation while inhibiting lateral buds (apical dominance). Cytokinins promote cell division and lateral bud growth. Gibberellins promote germination and stem elongation. Abscisic acid maintains dormancy. Ethylene promotes fruit ripening.</w:t>
             </w:r>
           </w:p>
         </w:tc>
@@ -1522,7 +1522,7 @@
                 <w:sz w:val="18"/>
                 <w:szCs w:val="18"/>
               </w:rPr>
-              <w:t xml:space="preserve">Differences in germination, emergence and growth between maize and bean plants can partly be explained by hormone balance: for example, gibberellins and abscisic acid affect dormancy and germination time, auxin affects shoot elongation and apical dominance, and cytokinins affect branching. To compare growth we now need to measure it.</w:t>
+              <w:t xml:space="preserve">The bean with its tip intact did not branch because auxin from the apical meristem inhibited the lateral buds. Removing the tip lowered auxin, so cytokinin could promote lateral buds and 3 branches grew by Day 32. Hormones such as abscisic acid and gibberellins help explain dormancy and germination, so the differences between maize H614 and bean Rosecoco depend on seed structure, seed condition, environment and hormone coordination of growth.</w:t>
             </w:r>
           </w:p>
         </w:tc>
@@ -1575,7 +1575,7 @@
                 <w:sz w:val="18"/>
                 <w:szCs w:val="18"/>
               </w:rPr>
-              <w:t xml:space="preserve">Measuring Growth: Seedling Height, Stem Width and Growth Curves of Maize and Beans</w:t>
+              <w:t xml:space="preserve">Applying Hormones: Rooting Cuttings for the School Tree Nursery</w:t>
             </w:r>
           </w:p>
         </w:tc>
@@ -1607,7 +1607,7 @@
                 <w:sz w:val="18"/>
                 <w:szCs w:val="18"/>
               </w:rPr>
-              <w:t xml:space="preserve">We measured the height and stem width of maize and bean seedlings over time and plotted growth curves. Both curves were S-shaped, with a slow start, a rapid growth phase and a levelling-off phase, but maize grew faster and taller than beans in the same period.</w:t>
+              <w:t xml:space="preserve">We observed that hibiscus or Duranta cuttings treated with natural sources rooted better than cuttings in plain water: out of 30 cuttings, plain water 9 (30%), bulb onion 21 (70%), Aloe vera gel 24 (80%) and cinnamon powder 18 (60%).</w:t>
             </w:r>
           </w:p>
         </w:tc>
@@ -1639,7 +1639,7 @@
                 <w:sz w:val="18"/>
                 <w:szCs w:val="18"/>
               </w:rPr>
-              <w:t xml:space="preserve">Growth can be measured as height, stem width, mass or leaf area. A growth curve shows that growth rate changes over time (lag, exponential and stationary phases). Maize and beans differ in growth rate and pattern even when planted on the same day.</w:t>
+              <w:t xml:space="preserve">We learned that a fair test changes only one variable and keeps others the same, that percentages let us compare treatments, and that hormones such as auxin at the cut base help cuttings form roots, so hormones can be applied in a school tree nursery.</w:t>
             </w:r>
           </w:p>
         </w:tc>
@@ -1671,7 +1671,7 @@
                 <w:sz w:val="18"/>
                 <w:szCs w:val="18"/>
               </w:rPr>
-              <w:t xml:space="preserve">The growth rate changes because of food stores, cell division and elongation, leaf area for photosynthesis and the type of plant. Something inside the plant may be controlling the timing and speed of growth, so we ask: Do we have hormones in plants?</w:t>
+              <w:t xml:space="preserve">Aloe vera gel is the best treatment because 80% of its cuttings rooted compared with 30% in the control, and the only difference was the treatment. This shows hormones affect plant growth and development, which helps answer our driving question about why plants grow differently: seed structure, seed condition, environment and hormones all play a part.</w:t>
             </w:r>
           </w:p>
         </w:tc>
@@ -1724,7 +1724,7 @@
                 <w:sz w:val="18"/>
                 <w:szCs w:val="18"/>
               </w:rPr>
-              <w:t xml:space="preserve">Role of Hormones in Plant Growth and Development: Why Do Maize and Bean Plants Grow Differently?</w:t>
+              <w:t xml:space="preserve">Consolidating the Evidence and Building the Final Model: Why Did Mr. Wafula's Maize and Beans Behave So Differently?</w:t>
             </w:r>
           </w:p>
         </w:tc>
@@ -1756,7 +1756,7 @@
                 <w:sz w:val="18"/>
                 <w:szCs w:val="18"/>
               </w:rPr>
-              <w:t xml:space="preserve">We observed that a bean seedling with its tip removed grew more side branches but was shorter, while the intact seedling grew taller with few branches. We also saw (in the video or chart) how plant parts respond to hormones, e.g. bending toward light and rooting of cuttings, and we read that gibberellins, abscisic acid, cytokinins, auxins and ethylene each control different parts of growth.</w:t>
+              <w:t xml:space="preserve">We observed that on Mr. Wafula's farm near Kitale, maize H614 (88 of 100 germinated by Day 14, emerged Day 7, 125 cm by Day 42) and Rosecoco beans (80 of 100 germinated, emerged Day 8, 44 cm by Day 42) behaved differently even though they were planted on the same day after 25 mm of rain. Non-germinating seeds: maize 12 (5 pests/fungi, 4 non-viable, 3 waterlogged) and beans 20 (8 hard seed coat, 6 waterlogged, 4 non-viable, 2 pests). After scarification, 7 of the 8 dormant beans germinated.</w:t>
             </w:r>
           </w:p>
         </w:tc>
@@ -1788,7 +1788,7 @@
                 <w:sz w:val="18"/>
                 <w:szCs w:val="18"/>
               </w:rPr>
-              <w:t xml:space="preserve">We learned that hormones are chemical messengers that control germination, dormancy, cell elongation, branching, rooting and fruit ripening. Auxin from the shoot tip causes apical dominance, and removing the tip releases side buds. Farmers use this knowledge when pruning tea in Kericho, rooting cuttings in tree nurseries and ripening bananas and mangoes.</w:t>
+              <w:t xml:space="preserve">We learned that the seeds differ in structure (maize is a monocot and hypogeal; bean is a dicot and epigeal), that germination needs water, oxygen and a suitable temperature, that dormancy means a viable seed fails to germinate even in good conditions, that primary growth at meristems gives a sigmoid growth curve, that maize has no vascular cambium and no true secondary growth, and that hormones (auxin, gibberellins, cytokinins, abscisic acid) coordinate growth, including apical dominance.</w:t>
             </w:r>
           </w:p>
         </w:tc>
@@ -1820,7 +1820,7 @@
                 <w:sz w:val="18"/>
                 <w:szCs w:val="18"/>
               </w:rPr>
-              <w:t xml:space="preserve">Hormones help explain why maize and beans planted together on the same day can germinate, emerge and grow differently: the balance of gibberellins and abscisic acid affects whether a seed breaks dormancy, and auxin and cytokinins control shoot growth and branching, with differences in species and seed condition changing the outcome. These internal signals work together with water, oxygen, temperature and seed structure to produce the differences we saw in the farmer's field.</w:t>
+              <w:t xml:space="preserve">The differences came from seed structure, seed condition (dormancy, viability, pests) and the environment (such as the waterlogged patch), not from the rain or the planting date. Once growing, hormones coordinate growth: the maize grows taller and thicker through primary growth, while the bean branches only when the tip is removed, because auxin from the apical bud inhibits the lateral buds.</w:t>
             </w:r>
           </w:p>
         </w:tc>
@@ -1873,7 +1873,7 @@
                 <w:sz w:val="18"/>
                 <w:szCs w:val="18"/>
               </w:rPr>
-              <w:t xml:space="preserve">Synthesis and Application: Explaining the Farmer's Maize and Beans and Planning the Tree Nursery</w:t>
+              <w:t xml:space="preserve">Presenting Our Final Explanation and Sharing Seedlings with Kitale</w:t>
             </w:r>
           </w:p>
         </w:tc>
@@ -1905,7 +1905,7 @@
                 <w:sz w:val="18"/>
                 <w:szCs w:val="18"/>
               </w:rPr>
-              <w:t xml:space="preserve">We observed that maize and bean seeds differ in structure (monocot with endosperm vs dicot with cotyledons), that seeds failed to germinate without water, oxygen or warmth or when dormant, that maize germinates hypogeally and bean epigeally, that seedling height follows an S-shaped growth curve, and that stem cuttings treated with natural hormone sources such as bulb onion, Aloe or cinnamon rooted differently from the control.</w:t>
+              <w:t xml:space="preserve">We observed our own Day 1 models compared with our final models, the evidence on other groups' posters (germination 88 maize vs 80 beans out of 100; 8 dormant beans, 7 germinating after scarification; emergence Day 7 for maize and Day 8 for beans; heights at Day 42 of 125 cm for maize and 44 cm for beans; 0 branches vs 3 branches after removing the tip), and the nursery seedling sales plan (60 x KES 20 = KES 1,200, cost KES 300, profit KES 900).</w:t>
             </w:r>
           </w:p>
         </w:tc>
@@ -1937,7 +1937,7 @@
                 <w:sz w:val="18"/>
                 <w:szCs w:val="18"/>
               </w:rPr>
-              <w:t xml:space="preserve">We learned that germination, emergence and growth depend on seed structure and food stores, dormancy and its breaking, water, oxygen and suitable temperature, type of germination, growth at meristems (primary and secondary growth), and plant hormones such as auxins, gibberellins, cytokinins and abscisic acid, including apical dominance. We also learned that growth is an increase in size while development involves changes in form and function.</w:t>
+              <w:t xml:space="preserve">We learned that the differences were not caused by the rain or planting date. They come from seed structure (maize monocot and hypogeal; beans dicot and epigeal), seed condition (dormancy from a hard seed coat, non-viable seeds, pests) and environment (waterlogging and lack of oxygen), and that hormones (auxin, gibberellins, cytokinins, abscisic acid) coordinate primary growth and branching. We also learned that our science can be used to grow and sell tree seedlings for conservation and income, as Dr. Wangari Maathai inspired.</w:t>
             </w:r>
           </w:p>
         </w:tc>
@@ -1969,7 +1969,7 @@
                 <w:sz w:val="18"/>
                 <w:szCs w:val="18"/>
               </w:rPr>
-              <w:t xml:space="preserve">The farmer's maize and beans differed because each seed had a different structure, dormancy status and germination type, and experienced different water, oxygen and warmth conditions around the seed. These factors changed the levels and action of hormones such as gibberellins and abscisic acid in the seed and auxins in the growing plant, which control when the embryo grows, how the seedling emerges, and how the stem and roots grow. We can apply this to grow tree seedlings from cuttings by using natural rooting hormone sources, and share the seedlings to benefit our community and help reduce global warming.</w:t>
+              <w:t xml:space="preserve">Claim: The maize and beans on Mr. Wafula's farm differ because of seed structure, seed condition and environment, not because of rain or planting date. Evidence: Day 14 germination of 88 maize vs 80 beans; the failures were pests, non-viable embryos, waterlogging and, in beans, 8 dormant seeds, 7 of which germinated after scarification; maize emerged on Day 7 and beans on Day 8; Day 42 heights were 125 cm and 44 cm; beans stayed unbranched with the tip but formed 3 branches after the tip was removed. Reasoning: structure decides how seedlings emerge, a hard testa blocks water, no oxygen stops respiration, meristems and hormones coordinate growth, and apical dominance explains branching, so farmers can improve yields and communities can grow trees.</w:t>
             </w:r>
           </w:p>
         </w:tc>
@@ -2093,7 +2093,7 @@
         </w:rPr>
         <w:t xml:space="preserve">© 2026 SeaVuria and ARES. This work is licensed under a </w:t>
       </w:r>
-      <w:hyperlink w:history="1" r:id="rIdb3o9im4flnm4se5twwa8w">
+      <w:hyperlink w:history="1" r:id="rIddvhhsvhg_a4ws6o3j7pbh">
         <w:r>
           <w:rPr>
             <w:rFonts w:ascii="Arial" w:cs="Arial" w:eastAsia="Arial" w:hAnsi="Arial"/>
@@ -2113,7 +2113,7 @@
         </w:rPr>
         <w:t xml:space="preserve"> (</w:t>
       </w:r>
-      <w:hyperlink w:history="1" r:id="rId6tbdxl-yniyvqvqra-khv">
+      <w:hyperlink w:history="1" r:id="rIdchjoflmhvtvted9qkx-va">
         <w:r>
           <w:rPr>
             <w:rFonts w:ascii="Arial" w:cs="Arial" w:eastAsia="Arial" w:hAnsi="Arial"/>
@@ -2133,7 +2133,7 @@
         </w:rPr>
         <w:t xml:space="preserve">). To view a copy of this license, visit </w:t>
       </w:r>
-      <w:hyperlink w:history="1" r:id="rIdrp-jshq8vit3mfx6_hjfw">
+      <w:hyperlink w:history="1" r:id="rIdtednxlbpwrbvnhpi9vjl-">
         <w:r>
           <w:rPr>
             <w:rFonts w:ascii="Arial" w:cs="Arial" w:eastAsia="Arial" w:hAnsi="Arial"/>

--- a/data/outputs/v2/Grade11/Biology/Lesson_Plans/SS2.2_Growth_and_Development_in_Plants/Biology_Growth_and_Development_in_Plants_SummaryTable.docx
+++ b/data/outputs/v2/Grade11/Biology/Lesson_Plans/SS2.2_Growth_and_Development_in_Plants/Biology_Growth_and_Development_in_Plants_SummaryTable.docx
@@ -4,6 +4,7 @@
   <w:body>
     <w:p>
       <w:pPr>
+        <w:keepNext w:val="false"/>
         <w:spacing w:after="30" w:before="0"/>
         <w:jc w:val="center"/>
       </w:pPr>
@@ -23,6 +24,7 @@
     </w:p>
     <w:p>
       <w:pPr>
+        <w:keepNext w:val="false"/>
         <w:spacing w:after="60" w:before="0"/>
         <w:jc w:val="center"/>
       </w:pPr>
@@ -81,6 +83,7 @@
           </w:tcPr>
           <w:p>
             <w:pPr>
+              <w:keepNext w:val="false"/>
               <w:spacing w:after="40" w:before="0"/>
               <w:jc w:val="center"/>
             </w:pPr>
@@ -115,6 +118,7 @@
           </w:tcPr>
           <w:p>
             <w:pPr>
+              <w:keepNext w:val="false"/>
               <w:spacing w:after="40" w:before="0"/>
               <w:jc w:val="left"/>
             </w:pPr>
@@ -147,6 +151,7 @@
           </w:tcPr>
           <w:p>
             <w:pPr>
+              <w:keepNext w:val="false"/>
               <w:spacing w:after="40" w:before="0"/>
               <w:jc w:val="left"/>
             </w:pPr>
@@ -181,6 +186,7 @@
           </w:tcPr>
           <w:p>
             <w:pPr>
+              <w:keepNext w:val="false"/>
               <w:spacing w:after="40" w:before="0"/>
               <w:jc w:val="left"/>
             </w:pPr>
@@ -213,6 +219,7 @@
           </w:tcPr>
           <w:p>
             <w:pPr>
+              <w:keepNext w:val="false"/>
               <w:spacing w:after="40" w:before="0"/>
               <w:jc w:val="left"/>
             </w:pPr>
@@ -273,6 +280,7 @@
           </w:tcPr>
           <w:p>
             <w:pPr>
+              <w:keepNext w:val="false"/>
               <w:spacing w:after="40" w:before="0"/>
               <w:jc w:val="center"/>
             </w:pPr>
@@ -307,6 +315,7 @@
           </w:tcPr>
           <w:p>
             <w:pPr>
+              <w:keepNext w:val="false"/>
               <w:spacing w:after="40" w:before="0"/>
               <w:jc w:val="left"/>
             </w:pPr>
@@ -369,6 +378,7 @@
           </w:tcPr>
           <w:p>
             <w:pPr>
+              <w:keepNext w:val="false"/>
               <w:spacing w:after="40" w:before="0"/>
               <w:jc w:val="left"/>
             </w:pPr>
@@ -401,6 +411,7 @@
           </w:tcPr>
           <w:p>
             <w:pPr>
+              <w:keepNext w:val="false"/>
               <w:spacing w:after="40" w:before="0"/>
               <w:jc w:val="left"/>
             </w:pPr>
@@ -433,6 +444,7 @@
           </w:tcPr>
           <w:p>
             <w:pPr>
+              <w:keepNext w:val="false"/>
               <w:spacing w:after="40" w:before="0"/>
               <w:jc w:val="left"/>
             </w:pPr>
@@ -465,6 +477,7 @@
           </w:tcPr>
           <w:p>
             <w:pPr>
+              <w:keepNext w:val="false"/>
               <w:spacing w:after="40" w:before="0"/>
               <w:jc w:val="left"/>
             </w:pPr>
@@ -499,6 +512,7 @@
           </w:tcPr>
           <w:p>
             <w:pPr>
+              <w:keepNext w:val="false"/>
               <w:spacing w:after="40" w:before="0"/>
               <w:jc w:val="left"/>
             </w:pPr>
@@ -518,6 +532,7 @@
           </w:p>
           <w:p>
             <w:pPr>
+              <w:keepNext w:val="false"/>
               <w:spacing w:after="40" w:before="0"/>
               <w:jc w:val="left"/>
             </w:pPr>
@@ -550,6 +565,7 @@
           </w:tcPr>
           <w:p>
             <w:pPr>
+              <w:keepNext w:val="false"/>
               <w:spacing w:after="40" w:before="0"/>
               <w:jc w:val="left"/>
             </w:pPr>
@@ -582,6 +598,7 @@
           </w:tcPr>
           <w:p>
             <w:pPr>
+              <w:keepNext w:val="false"/>
               <w:spacing w:after="40" w:before="0"/>
               <w:jc w:val="left"/>
             </w:pPr>
@@ -614,6 +631,7 @@
           </w:tcPr>
           <w:p>
             <w:pPr>
+              <w:keepNext w:val="false"/>
               <w:spacing w:after="40" w:before="0"/>
               <w:jc w:val="left"/>
             </w:pPr>
@@ -648,6 +666,7 @@
           </w:tcPr>
           <w:p>
             <w:pPr>
+              <w:keepNext w:val="false"/>
               <w:spacing w:after="40" w:before="0"/>
               <w:jc w:val="left"/>
             </w:pPr>
@@ -667,6 +686,7 @@
           </w:p>
           <w:p>
             <w:pPr>
+              <w:keepNext w:val="false"/>
               <w:spacing w:after="40" w:before="0"/>
               <w:jc w:val="left"/>
             </w:pPr>
@@ -699,6 +719,7 @@
           </w:tcPr>
           <w:p>
             <w:pPr>
+              <w:keepNext w:val="false"/>
               <w:spacing w:after="40" w:before="0"/>
               <w:jc w:val="left"/>
             </w:pPr>
@@ -731,6 +752,7 @@
           </w:tcPr>
           <w:p>
             <w:pPr>
+              <w:keepNext w:val="false"/>
               <w:spacing w:after="40" w:before="0"/>
               <w:jc w:val="left"/>
             </w:pPr>
@@ -763,6 +785,7 @@
           </w:tcPr>
           <w:p>
             <w:pPr>
+              <w:keepNext w:val="false"/>
               <w:spacing w:after="40" w:before="0"/>
               <w:jc w:val="left"/>
             </w:pPr>
@@ -797,6 +820,7 @@
           </w:tcPr>
           <w:p>
             <w:pPr>
+              <w:keepNext w:val="false"/>
               <w:spacing w:after="40" w:before="0"/>
               <w:jc w:val="left"/>
             </w:pPr>
@@ -816,6 +840,7 @@
           </w:p>
           <w:p>
             <w:pPr>
+              <w:keepNext w:val="false"/>
               <w:spacing w:after="40" w:before="0"/>
               <w:jc w:val="left"/>
             </w:pPr>
@@ -848,6 +873,7 @@
           </w:tcPr>
           <w:p>
             <w:pPr>
+              <w:keepNext w:val="false"/>
               <w:spacing w:after="40" w:before="0"/>
               <w:jc w:val="left"/>
             </w:pPr>
@@ -880,6 +906,7 @@
           </w:tcPr>
           <w:p>
             <w:pPr>
+              <w:keepNext w:val="false"/>
               <w:spacing w:after="40" w:before="0"/>
               <w:jc w:val="left"/>
             </w:pPr>
@@ -912,6 +939,7 @@
           </w:tcPr>
           <w:p>
             <w:pPr>
+              <w:keepNext w:val="false"/>
               <w:spacing w:after="40" w:before="0"/>
               <w:jc w:val="left"/>
             </w:pPr>
@@ -946,6 +974,7 @@
           </w:tcPr>
           <w:p>
             <w:pPr>
+              <w:keepNext w:val="false"/>
               <w:spacing w:after="40" w:before="0"/>
               <w:jc w:val="left"/>
             </w:pPr>
@@ -965,6 +994,7 @@
           </w:p>
           <w:p>
             <w:pPr>
+              <w:keepNext w:val="false"/>
               <w:spacing w:after="40" w:before="0"/>
               <w:jc w:val="left"/>
             </w:pPr>
@@ -997,6 +1027,7 @@
           </w:tcPr>
           <w:p>
             <w:pPr>
+              <w:keepNext w:val="false"/>
               <w:spacing w:after="40" w:before="0"/>
               <w:jc w:val="left"/>
             </w:pPr>
@@ -1029,6 +1060,7 @@
           </w:tcPr>
           <w:p>
             <w:pPr>
+              <w:keepNext w:val="false"/>
               <w:spacing w:after="40" w:before="0"/>
               <w:jc w:val="left"/>
             </w:pPr>
@@ -1061,6 +1093,7 @@
           </w:tcPr>
           <w:p>
             <w:pPr>
+              <w:keepNext w:val="false"/>
               <w:spacing w:after="40" w:before="0"/>
               <w:jc w:val="left"/>
             </w:pPr>
@@ -1095,6 +1128,7 @@
           </w:tcPr>
           <w:p>
             <w:pPr>
+              <w:keepNext w:val="false"/>
               <w:spacing w:after="40" w:before="0"/>
               <w:jc w:val="left"/>
             </w:pPr>
@@ -1114,6 +1148,7 @@
           </w:p>
           <w:p>
             <w:pPr>
+              <w:keepNext w:val="false"/>
               <w:spacing w:after="40" w:before="0"/>
               <w:jc w:val="left"/>
             </w:pPr>
@@ -1146,6 +1181,7 @@
           </w:tcPr>
           <w:p>
             <w:pPr>
+              <w:keepNext w:val="false"/>
               <w:spacing w:after="40" w:before="0"/>
               <w:jc w:val="left"/>
             </w:pPr>
@@ -1178,6 +1214,7 @@
           </w:tcPr>
           <w:p>
             <w:pPr>
+              <w:keepNext w:val="false"/>
               <w:spacing w:after="40" w:before="0"/>
               <w:jc w:val="left"/>
             </w:pPr>
@@ -1210,6 +1247,7 @@
           </w:tcPr>
           <w:p>
             <w:pPr>
+              <w:keepNext w:val="false"/>
               <w:spacing w:after="40" w:before="0"/>
               <w:jc w:val="left"/>
             </w:pPr>
@@ -1244,6 +1282,7 @@
           </w:tcPr>
           <w:p>
             <w:pPr>
+              <w:keepNext w:val="false"/>
               <w:spacing w:after="40" w:before="0"/>
               <w:jc w:val="left"/>
             </w:pPr>
@@ -1263,6 +1302,7 @@
           </w:p>
           <w:p>
             <w:pPr>
+              <w:keepNext w:val="false"/>
               <w:spacing w:after="40" w:before="0"/>
               <w:jc w:val="left"/>
             </w:pPr>
@@ -1295,6 +1335,7 @@
           </w:tcPr>
           <w:p>
             <w:pPr>
+              <w:keepNext w:val="false"/>
               <w:spacing w:after="40" w:before="0"/>
               <w:jc w:val="left"/>
             </w:pPr>
@@ -1327,6 +1368,7 @@
           </w:tcPr>
           <w:p>
             <w:pPr>
+              <w:keepNext w:val="false"/>
               <w:spacing w:after="40" w:before="0"/>
               <w:jc w:val="left"/>
             </w:pPr>
@@ -1359,6 +1401,7 @@
           </w:tcPr>
           <w:p>
             <w:pPr>
+              <w:keepNext w:val="false"/>
               <w:spacing w:after="40" w:before="0"/>
               <w:jc w:val="left"/>
             </w:pPr>
@@ -1393,6 +1436,7 @@
           </w:tcPr>
           <w:p>
             <w:pPr>
+              <w:keepNext w:val="false"/>
               <w:spacing w:after="40" w:before="0"/>
               <w:jc w:val="left"/>
             </w:pPr>
@@ -1412,6 +1456,7 @@
           </w:p>
           <w:p>
             <w:pPr>
+              <w:keepNext w:val="false"/>
               <w:spacing w:after="40" w:before="0"/>
               <w:jc w:val="left"/>
             </w:pPr>
@@ -1444,6 +1489,7 @@
           </w:tcPr>
           <w:p>
             <w:pPr>
+              <w:keepNext w:val="false"/>
               <w:spacing w:after="40" w:before="0"/>
               <w:jc w:val="left"/>
             </w:pPr>
@@ -1476,6 +1522,7 @@
           </w:tcPr>
           <w:p>
             <w:pPr>
+              <w:keepNext w:val="false"/>
               <w:spacing w:after="40" w:before="0"/>
               <w:jc w:val="left"/>
             </w:pPr>
@@ -1508,6 +1555,7 @@
           </w:tcPr>
           <w:p>
             <w:pPr>
+              <w:keepNext w:val="false"/>
               <w:spacing w:after="40" w:before="0"/>
               <w:jc w:val="left"/>
             </w:pPr>
@@ -1542,6 +1590,7 @@
           </w:tcPr>
           <w:p>
             <w:pPr>
+              <w:keepNext w:val="false"/>
               <w:spacing w:after="40" w:before="0"/>
               <w:jc w:val="left"/>
             </w:pPr>
@@ -1561,6 +1610,7 @@
           </w:p>
           <w:p>
             <w:pPr>
+              <w:keepNext w:val="false"/>
               <w:spacing w:after="40" w:before="0"/>
               <w:jc w:val="left"/>
             </w:pPr>
@@ -1593,6 +1643,7 @@
           </w:tcPr>
           <w:p>
             <w:pPr>
+              <w:keepNext w:val="false"/>
               <w:spacing w:after="40" w:before="0"/>
               <w:jc w:val="left"/>
             </w:pPr>
@@ -1625,6 +1676,7 @@
           </w:tcPr>
           <w:p>
             <w:pPr>
+              <w:keepNext w:val="false"/>
               <w:spacing w:after="40" w:before="0"/>
               <w:jc w:val="left"/>
             </w:pPr>
@@ -1657,6 +1709,7 @@
           </w:tcPr>
           <w:p>
             <w:pPr>
+              <w:keepNext w:val="false"/>
               <w:spacing w:after="40" w:before="0"/>
               <w:jc w:val="left"/>
             </w:pPr>
@@ -1691,6 +1744,7 @@
           </w:tcPr>
           <w:p>
             <w:pPr>
+              <w:keepNext w:val="false"/>
               <w:spacing w:after="40" w:before="0"/>
               <w:jc w:val="left"/>
             </w:pPr>
@@ -1710,6 +1764,7 @@
           </w:p>
           <w:p>
             <w:pPr>
+              <w:keepNext w:val="false"/>
               <w:spacing w:after="40" w:before="0"/>
               <w:jc w:val="left"/>
             </w:pPr>
@@ -1742,6 +1797,7 @@
           </w:tcPr>
           <w:p>
             <w:pPr>
+              <w:keepNext w:val="false"/>
               <w:spacing w:after="40" w:before="0"/>
               <w:jc w:val="left"/>
             </w:pPr>
@@ -1774,6 +1830,7 @@
           </w:tcPr>
           <w:p>
             <w:pPr>
+              <w:keepNext w:val="false"/>
               <w:spacing w:after="40" w:before="0"/>
               <w:jc w:val="left"/>
             </w:pPr>
@@ -1806,6 +1863,7 @@
           </w:tcPr>
           <w:p>
             <w:pPr>
+              <w:keepNext w:val="false"/>
               <w:spacing w:after="40" w:before="0"/>
               <w:jc w:val="left"/>
             </w:pPr>
@@ -1840,6 +1898,7 @@
           </w:tcPr>
           <w:p>
             <w:pPr>
+              <w:keepNext w:val="false"/>
               <w:spacing w:after="40" w:before="0"/>
               <w:jc w:val="left"/>
             </w:pPr>
@@ -1859,6 +1918,7 @@
           </w:p>
           <w:p>
             <w:pPr>
+              <w:keepNext w:val="false"/>
               <w:spacing w:after="40" w:before="0"/>
               <w:jc w:val="left"/>
             </w:pPr>
@@ -1891,6 +1951,7 @@
           </w:tcPr>
           <w:p>
             <w:pPr>
+              <w:keepNext w:val="false"/>
               <w:spacing w:after="40" w:before="0"/>
               <w:jc w:val="left"/>
             </w:pPr>
@@ -1923,6 +1984,7 @@
           </w:tcPr>
           <w:p>
             <w:pPr>
+              <w:keepNext w:val="false"/>
               <w:spacing w:after="40" w:before="0"/>
               <w:jc w:val="left"/>
             </w:pPr>
@@ -1955,6 +2017,7 @@
           </w:tcPr>
           <w:p>
             <w:pPr>
+              <w:keepNext w:val="false"/>
               <w:spacing w:after="40" w:before="0"/>
               <w:jc w:val="left"/>
             </w:pPr>
@@ -2093,7 +2156,7 @@
         </w:rPr>
         <w:t xml:space="preserve">© 2026 SeaVuria and ARES. This work is licensed under a </w:t>
       </w:r>
-      <w:hyperlink w:history="1" r:id="rIddvhhsvhg_a4ws6o3j7pbh">
+      <w:hyperlink w:history="1" r:id="rIddevi4zqklnxljccmx7skp">
         <w:r>
           <w:rPr>
             <w:rFonts w:ascii="Arial" w:cs="Arial" w:eastAsia="Arial" w:hAnsi="Arial"/>
@@ -2113,7 +2176,7 @@
         </w:rPr>
         <w:t xml:space="preserve"> (</w:t>
       </w:r>
-      <w:hyperlink w:history="1" r:id="rIdchjoflmhvtvted9qkx-va">
+      <w:hyperlink w:history="1" r:id="rIdxz8mwim9_7yp_yiaak42o">
         <w:r>
           <w:rPr>
             <w:rFonts w:ascii="Arial" w:cs="Arial" w:eastAsia="Arial" w:hAnsi="Arial"/>
@@ -2133,7 +2196,7 @@
         </w:rPr>
         <w:t xml:space="preserve">). To view a copy of this license, visit </w:t>
       </w:r>
-      <w:hyperlink w:history="1" r:id="rIdtednxlbpwrbvnhpi9vjl-">
+      <w:hyperlink w:history="1" r:id="rId6w5bvb1dklje3tdo_ykfu">
         <w:r>
           <w:rPr>
             <w:rFonts w:ascii="Arial" w:cs="Arial" w:eastAsia="Arial" w:hAnsi="Arial"/>

--- a/data/outputs/v2/Grade11/Biology/Lesson_Plans/SS2.2_Growth_and_Development_in_Plants/Biology_Growth_and_Development_in_Plants_SummaryTable.docx
+++ b/data/outputs/v2/Grade11/Biology/Lesson_Plans/SS2.2_Growth_and_Development_in_Plants/Biology_Growth_and_Development_in_Plants_SummaryTable.docx
@@ -2156,7 +2156,7 @@
         </w:rPr>
         <w:t xml:space="preserve">© 2026 SeaVuria and ARES. This work is licensed under a </w:t>
       </w:r>
-      <w:hyperlink w:history="1" r:id="rIddevi4zqklnxljccmx7skp">
+      <w:hyperlink w:history="1" r:id="rIdesnqqyprlaji6p_8s-1hj">
         <w:r>
           <w:rPr>
             <w:rFonts w:ascii="Arial" w:cs="Arial" w:eastAsia="Arial" w:hAnsi="Arial"/>
@@ -2176,7 +2176,7 @@
         </w:rPr>
         <w:t xml:space="preserve"> (</w:t>
       </w:r>
-      <w:hyperlink w:history="1" r:id="rIdxz8mwim9_7yp_yiaak42o">
+      <w:hyperlink w:history="1" r:id="rIdfmvbsch9doounhixmnhdk">
         <w:r>
           <w:rPr>
             <w:rFonts w:ascii="Arial" w:cs="Arial" w:eastAsia="Arial" w:hAnsi="Arial"/>
@@ -2196,7 +2196,7 @@
         </w:rPr>
         <w:t xml:space="preserve">). To view a copy of this license, visit </w:t>
       </w:r>
-      <w:hyperlink w:history="1" r:id="rId6w5bvb1dklje3tdo_ykfu">
+      <w:hyperlink w:history="1" r:id="rIdln306th19fx_ykjqpwe8p">
         <w:r>
           <w:rPr>
             <w:rFonts w:ascii="Arial" w:cs="Arial" w:eastAsia="Arial" w:hAnsi="Arial"/>
